--- a/files/Diaa_Ashraf_CV (1).docx
+++ b/files/Diaa_Ashraf_CV (1).docx
@@ -24,19 +24,14 @@
         <w:jc w:val="center"/>
       </w:pPr>
       <w:r>
-        <w:t>diaa7anoty@</w:t>
+        <w:t>diaaeletra53@gmail.com</w:t>
       </w:r>
       <w:r>
-        <w:t>gmeil.com</w:t>
+        <w:t xml:space="preserve">| 01026889902 | </w:t>
       </w:r>
-      <w:r>
-        <w:t xml:space="preserve"> | 01026889902 | </w:t>
-      </w:r>
-      <w:proofErr w:type="spellStart"/>
       <w:r>
         <w:t>cairo</w:t>
       </w:r>
-      <w:proofErr w:type="spellEnd"/>
       <w:r>
         <w:t>, Egypt</w:t>
       </w:r>
@@ -108,15 +103,7 @@
         <w:t>employee</w:t>
       </w:r>
       <w:r>
-        <w:t xml:space="preserve">– </w:t>
-      </w:r>
-      <w:proofErr w:type="spellStart"/>
-      <w:r>
-        <w:t>Resala</w:t>
-      </w:r>
-      <w:proofErr w:type="spellEnd"/>
-      <w:r>
-        <w:t xml:space="preserve"> Charity Organization (2020 – 2021)</w:t>
+        <w:t>– Resala Charity Organization (2020 – 2021)</w:t>
       </w:r>
     </w:p>
     <w:p>
@@ -1129,7 +1116,6 @@
   <w:style w:type="character" w:default="1" w:styleId="DefaultParagraphFont">
     <w:name w:val="Default Paragraph Font"/>
     <w:uiPriority w:val="1"/>
-    <w:semiHidden/>
     <w:unhideWhenUsed/>
   </w:style>
   <w:style w:type="table" w:default="1" w:styleId="TableNormal">
